--- a/zdroje.docx
+++ b/zdroje.docx
@@ -85,7 +85,39 @@
           <w:b/>
           <w:bCs/>
         </w:rPr>
-        <w:t xml:space="preserve"> 5) Mel-spectrogram v dB (tvoje mel_db)</w:t>
+        <w:t xml:space="preserve"> 5) Mel-</w:t>
+      </w:r>
+      <w:proofErr w:type="spellStart"/>
+      <w:r>
+        <w:rPr>
+          <w:b/>
+          <w:bCs/>
+        </w:rPr>
+        <w:t>spectrogram</w:t>
+      </w:r>
+      <w:proofErr w:type="spellEnd"/>
+      <w:r>
+        <w:rPr>
+          <w:b/>
+          <w:bCs/>
+        </w:rPr>
+        <w:t xml:space="preserve"> v dB (tvoje </w:t>
+      </w:r>
+      <w:proofErr w:type="spellStart"/>
+      <w:r>
+        <w:rPr>
+          <w:b/>
+          <w:bCs/>
+        </w:rPr>
+        <w:t>mel_db</w:t>
+      </w:r>
+      <w:proofErr w:type="spellEnd"/>
+      <w:r>
+        <w:rPr>
+          <w:b/>
+          <w:bCs/>
+        </w:rPr>
+        <w:t>)</w:t>
       </w:r>
     </w:p>
     <w:p>
@@ -94,8 +126,45 @@
       </w:r>
     </w:p>
     <w:p>
-      <w:r>
-        <w:t>mel_db = librosa.power_to_db(mel_S, ref=np.max)</w:t>
+      <w:proofErr w:type="spellStart"/>
+      <w:r>
+        <w:t>mel_db</w:t>
+      </w:r>
+      <w:proofErr w:type="spellEnd"/>
+      <w:r>
+        <w:t xml:space="preserve"> = </w:t>
+      </w:r>
+      <w:proofErr w:type="spellStart"/>
+      <w:r>
+        <w:t>librosa.power_to_db</w:t>
+      </w:r>
+      <w:proofErr w:type="spellEnd"/>
+      <w:r>
+        <w:t>(</w:t>
+      </w:r>
+      <w:proofErr w:type="spellStart"/>
+      <w:r>
+        <w:t>mel_S</w:t>
+      </w:r>
+      <w:proofErr w:type="spellEnd"/>
+      <w:r>
+        <w:t xml:space="preserve">, </w:t>
+      </w:r>
+      <w:proofErr w:type="spellStart"/>
+      <w:r>
+        <w:t>ref</w:t>
+      </w:r>
+      <w:proofErr w:type="spellEnd"/>
+      <w:r>
+        <w:t>=</w:t>
+      </w:r>
+      <w:proofErr w:type="spellStart"/>
+      <w:r>
+        <w:t>np.max</w:t>
+      </w:r>
+      <w:proofErr w:type="spellEnd"/>
+      <w:r>
+        <w:t>)</w:t>
       </w:r>
     </w:p>
     <w:p>
@@ -238,12 +307,21 @@
       <w:r>
         <w:t xml:space="preserve">Zjednodušeně řečeno: </w:t>
       </w:r>
-      <w:r>
-        <w:rPr>
-          <w:b/>
-          <w:bCs/>
-        </w:rPr>
-        <w:t>Mel Band je přizpůsobení počítačového vidění zvuku lidskému uchu.</w:t>
+      <w:proofErr w:type="gramStart"/>
+      <w:r>
+        <w:rPr>
+          <w:b/>
+          <w:bCs/>
+        </w:rPr>
+        <w:t>Mel</w:t>
+      </w:r>
+      <w:proofErr w:type="gramEnd"/>
+      <w:r>
+        <w:rPr>
+          <w:b/>
+          <w:bCs/>
+        </w:rPr>
+        <w:t xml:space="preserve"> Band je přizpůsobení počítačového vidění zvuku lidskému uchu.</w:t>
       </w:r>
     </w:p>
     <w:p>
@@ -315,12 +393,37 @@
       </w:r>
     </w:p>
     <w:p>
-      <w:r>
-        <w:rPr>
-          <w:b/>
-          <w:bCs/>
-        </w:rPr>
-        <w:t>Melova stupnice (Mel scale)</w:t>
+      <w:proofErr w:type="spellStart"/>
+      <w:r>
+        <w:rPr>
+          <w:b/>
+          <w:bCs/>
+        </w:rPr>
+        <w:t>Melova</w:t>
+      </w:r>
+      <w:proofErr w:type="spellEnd"/>
+      <w:r>
+        <w:rPr>
+          <w:b/>
+          <w:bCs/>
+        </w:rPr>
+        <w:t xml:space="preserve"> stupnice (Mel </w:t>
+      </w:r>
+      <w:proofErr w:type="spellStart"/>
+      <w:r>
+        <w:rPr>
+          <w:b/>
+          <w:bCs/>
+        </w:rPr>
+        <w:t>scale</w:t>
+      </w:r>
+      <w:proofErr w:type="spellEnd"/>
+      <w:r>
+        <w:rPr>
+          <w:b/>
+          <w:bCs/>
+        </w:rPr>
+        <w:t>)</w:t>
       </w:r>
       <w:r>
         <w:t xml:space="preserve"> tuto nerovnost narovnává. "Zahustí" sledování v hloubkách (kde je lidský hlas a většina hudby) a "odflákne" sledování ve výškách (kde je jen šum a syčení).</w:t>
@@ -356,7 +459,23 @@
         <w:t>Komprese dat:</w:t>
       </w:r>
       <w:r>
-        <w:t xml:space="preserve"> Místo abyste měl na ose Y třeba 1025 řádků (což by lezlo z n_fft=2048), smrsknete to na 128 Mel Bandů. Zahodíte zbytečná data, ale zachováte to podstatné.</w:t>
+        <w:t xml:space="preserve"> Místo abyste měl na ose Y třeba 1025 řádků (což by lezlo z </w:t>
+      </w:r>
+      <w:proofErr w:type="spellStart"/>
+      <w:r>
+        <w:t>n_fft</w:t>
+      </w:r>
+      <w:proofErr w:type="spellEnd"/>
+      <w:r>
+        <w:t xml:space="preserve">=2048), smrsknete to na 128 </w:t>
+      </w:r>
+      <w:proofErr w:type="gramStart"/>
+      <w:r>
+        <w:t>Mel</w:t>
+      </w:r>
+      <w:proofErr w:type="gramEnd"/>
+      <w:r>
+        <w:t xml:space="preserve"> Bandů. Zahodíte zbytečná data, ale zachováte to podstatné.</w:t>
       </w:r>
     </w:p>
     <w:p>
@@ -380,7 +499,7 @@
     <w:p>
       <w:r>
         <w:pict w14:anchorId="4B0E13D7">
-          <v:rect id="_x0000_i1037" style="width:0;height:1.5pt" o:hralign="center" o:hrstd="t" o:hr="t" fillcolor="#a0a0a0" stroked="f"/>
+          <v:rect id="_x0000_i1025" style="width:0;height:1.5pt" o:hralign="center" o:hrstd="t" o:hr="t" fillcolor="#a0a0a0" stroked="f"/>
         </w:pict>
       </w:r>
     </w:p>
@@ -403,15 +522,32 @@
       <w:r>
         <w:t xml:space="preserve">Záleží na tom, co je vaším cílem. Pro </w:t>
       </w:r>
-      <w:r>
-        <w:rPr>
-          <w:b/>
-          <w:bCs/>
-        </w:rPr>
-        <w:t>Shazam na lidský hlas</w:t>
-      </w:r>
-      <w:r>
-        <w:t xml:space="preserve"> je Mel Spektrogram momentálně </w:t>
+      <w:proofErr w:type="spellStart"/>
+      <w:r>
+        <w:rPr>
+          <w:b/>
+          <w:bCs/>
+        </w:rPr>
+        <w:t>Shazam</w:t>
+      </w:r>
+      <w:proofErr w:type="spellEnd"/>
+      <w:r>
+        <w:rPr>
+          <w:b/>
+          <w:bCs/>
+        </w:rPr>
+        <w:t xml:space="preserve"> na lidský hlas</w:t>
+      </w:r>
+      <w:r>
+        <w:t xml:space="preserve"> je </w:t>
+      </w:r>
+      <w:proofErr w:type="gramStart"/>
+      <w:r>
+        <w:t>Mel</w:t>
+      </w:r>
+      <w:proofErr w:type="gramEnd"/>
+      <w:r>
+        <w:t xml:space="preserve"> Spektrogram momentálně </w:t>
       </w:r>
       <w:r>
         <w:rPr>
@@ -454,7 +590,15 @@
         <w:t>Co to je:</w:t>
       </w:r>
       <w:r>
-        <w:t xml:space="preserve"> Surová data bez Mel filtru.</w:t>
+        <w:t xml:space="preserve"> Surová data bez </w:t>
+      </w:r>
+      <w:proofErr w:type="gramStart"/>
+      <w:r>
+        <w:t>Mel</w:t>
+      </w:r>
+      <w:proofErr w:type="gramEnd"/>
+      <w:r>
+        <w:t xml:space="preserve"> filtru.</w:t>
       </w:r>
     </w:p>
     <w:p>
@@ -490,7 +634,23 @@
         <w:t>Nevýhoda:</w:t>
       </w:r>
       <w:r>
-        <w:t xml:space="preserve"> Obrovské množství dat. Peak detection by nacházel spoustu falešných "hvězd" ve vysokých frekvencích (šum mikrofonu, syčení), které pro rozpoznání hlasu nejsou důležité.</w:t>
+        <w:t xml:space="preserve"> Obrovské množství dat. </w:t>
+      </w:r>
+      <w:proofErr w:type="spellStart"/>
+      <w:r>
+        <w:t>Peak</w:t>
+      </w:r>
+      <w:proofErr w:type="spellEnd"/>
+      <w:r>
+        <w:t xml:space="preserve"> </w:t>
+      </w:r>
+      <w:proofErr w:type="spellStart"/>
+      <w:r>
+        <w:t>detection</w:t>
+      </w:r>
+      <w:proofErr w:type="spellEnd"/>
+      <w:r>
+        <w:t xml:space="preserve"> by nacházel spoustu falešných "hvězd" ve vysokých frekvencích (šum mikrofonu, syčení), které pro rozpoznání hlasu nejsou důležité.</w:t>
       </w:r>
     </w:p>
     <w:p>
@@ -559,7 +719,39 @@
           <w:b/>
           <w:bCs/>
         </w:rPr>
-        <w:t>2. CQT (Constant-Q Transform)</w:t>
+        <w:t>2. CQT (</w:t>
+      </w:r>
+      <w:proofErr w:type="spellStart"/>
+      <w:r>
+        <w:rPr>
+          <w:b/>
+          <w:bCs/>
+        </w:rPr>
+        <w:t>Constant</w:t>
+      </w:r>
+      <w:proofErr w:type="spellEnd"/>
+      <w:r>
+        <w:rPr>
+          <w:b/>
+          <w:bCs/>
+        </w:rPr>
+        <w:t xml:space="preserve">-Q </w:t>
+      </w:r>
+      <w:proofErr w:type="spellStart"/>
+      <w:r>
+        <w:rPr>
+          <w:b/>
+          <w:bCs/>
+        </w:rPr>
+        <w:t>Transform</w:t>
+      </w:r>
+      <w:proofErr w:type="spellEnd"/>
+      <w:r>
+        <w:rPr>
+          <w:b/>
+          <w:bCs/>
+        </w:rPr>
+        <w:t>)</w:t>
       </w:r>
     </w:p>
     <w:p>
@@ -595,7 +787,15 @@
         <w:t>Výhoda:</w:t>
       </w:r>
       <w:r>
-        <w:t xml:space="preserve"> Naprosto geniální pro hudbu. Pokud byste hledal melodie hrané na klavír, CQT je lepší než Mel.</w:t>
+        <w:t xml:space="preserve"> Naprosto geniální pro hudbu. Pokud byste hledal melodie hrané na klavír, CQT je </w:t>
+      </w:r>
+      <w:proofErr w:type="gramStart"/>
+      <w:r>
+        <w:t>lepší</w:t>
+      </w:r>
+      <w:proofErr w:type="gramEnd"/>
+      <w:r>
+        <w:t xml:space="preserve"> než Mel.</w:t>
       </w:r>
     </w:p>
     <w:p>
@@ -691,7 +891,55 @@
           <w:b/>
           <w:bCs/>
         </w:rPr>
-        <w:t>3. MFCC (Mel-frequency cepstral coefficients)</w:t>
+        <w:t>3. MFCC (Mel-</w:t>
+      </w:r>
+      <w:proofErr w:type="spellStart"/>
+      <w:r>
+        <w:rPr>
+          <w:b/>
+          <w:bCs/>
+        </w:rPr>
+        <w:t>frequency</w:t>
+      </w:r>
+      <w:proofErr w:type="spellEnd"/>
+      <w:r>
+        <w:rPr>
+          <w:b/>
+          <w:bCs/>
+        </w:rPr>
+        <w:t xml:space="preserve"> </w:t>
+      </w:r>
+      <w:proofErr w:type="spellStart"/>
+      <w:r>
+        <w:rPr>
+          <w:b/>
+          <w:bCs/>
+        </w:rPr>
+        <w:t>cepstral</w:t>
+      </w:r>
+      <w:proofErr w:type="spellEnd"/>
+      <w:r>
+        <w:rPr>
+          <w:b/>
+          <w:bCs/>
+        </w:rPr>
+        <w:t xml:space="preserve"> </w:t>
+      </w:r>
+      <w:proofErr w:type="spellStart"/>
+      <w:r>
+        <w:rPr>
+          <w:b/>
+          <w:bCs/>
+        </w:rPr>
+        <w:t>coefficients</w:t>
+      </w:r>
+      <w:proofErr w:type="spellEnd"/>
+      <w:r>
+        <w:rPr>
+          <w:b/>
+          <w:bCs/>
+        </w:rPr>
+        <w:t>)</w:t>
       </w:r>
     </w:p>
     <w:p>
@@ -709,7 +957,23 @@
         <w:t>Co to je:</w:t>
       </w:r>
       <w:r>
-        <w:t xml:space="preserve"> Další krok matematické úpravy Mel spektrogramu. Používá se pro rozpoznávání řeči (Speech-to-Text).</w:t>
+        <w:t xml:space="preserve"> Další krok matematické úpravy </w:t>
+      </w:r>
+      <w:proofErr w:type="gramStart"/>
+      <w:r>
+        <w:t>Mel</w:t>
+      </w:r>
+      <w:proofErr w:type="gramEnd"/>
+      <w:r>
+        <w:t xml:space="preserve"> spektrogramu. Používá se pro rozpoznávání řeči (</w:t>
+      </w:r>
+      <w:proofErr w:type="spellStart"/>
+      <w:r>
+        <w:t>Speech</w:t>
+      </w:r>
+      <w:proofErr w:type="spellEnd"/>
+      <w:r>
+        <w:t>-to-Text).</w:t>
       </w:r>
     </w:p>
     <w:p>
@@ -756,7 +1020,23 @@
         <w:t>tvar</w:t>
       </w:r>
       <w:r>
-        <w:t xml:space="preserve"> zvuku, ne přesné frekvence. Pro metodu "Constellation Map" (hledání teček/peaků) se MFCC nehodí, protože ztratíte ty ostré vrcholy, které potřebujete spojovat.</w:t>
+        <w:t xml:space="preserve"> zvuku, ne přesné frekvence. Pro metodu "</w:t>
+      </w:r>
+      <w:proofErr w:type="spellStart"/>
+      <w:r>
+        <w:t>Constellation</w:t>
+      </w:r>
+      <w:proofErr w:type="spellEnd"/>
+      <w:r>
+        <w:t xml:space="preserve"> Map" (hledání teček/</w:t>
+      </w:r>
+      <w:proofErr w:type="spellStart"/>
+      <w:r>
+        <w:t>peaků</w:t>
+      </w:r>
+      <w:proofErr w:type="spellEnd"/>
+      <w:r>
+        <w:t>) se MFCC nehodí, protože ztratíte ty ostré vrcholy, které potřebujete spojovat.</w:t>
       </w:r>
     </w:p>
     <w:p>
@@ -783,7 +1063,15 @@
         <w:t>❌</w:t>
       </w:r>
       <w:r>
-        <w:t xml:space="preserve"> Pro Shazam metodu nevhodn</w:t>
+        <w:t xml:space="preserve"> Pro </w:t>
+      </w:r>
+      <w:proofErr w:type="spellStart"/>
+      <w:r>
+        <w:t>Shazam</w:t>
+      </w:r>
+      <w:proofErr w:type="spellEnd"/>
+      <w:r>
+        <w:t xml:space="preserve"> metodu nevhodn</w:t>
       </w:r>
       <w:r>
         <w:rPr>
@@ -807,8 +1095,17 @@
           <w:b/>
           <w:bCs/>
         </w:rPr>
-        <w:t>4. Chroma Features</w:t>
-      </w:r>
+        <w:t xml:space="preserve">4. Chroma </w:t>
+      </w:r>
+      <w:proofErr w:type="spellStart"/>
+      <w:r>
+        <w:rPr>
+          <w:b/>
+          <w:bCs/>
+        </w:rPr>
+        <w:t>Features</w:t>
+      </w:r>
+      <w:proofErr w:type="spellEnd"/>
     </w:p>
     <w:p>
       <w:pPr>
@@ -948,7 +1245,7 @@
     <w:p>
       <w:r>
         <w:pict w14:anchorId="761C0E25">
-          <v:rect id="_x0000_i1038" style="width:0;height:1.5pt" o:hralign="center" o:hrstd="t" o:hr="t" fillcolor="#a0a0a0" stroked="f"/>
+          <v:rect id="_x0000_i1026" style="width:0;height:1.5pt" o:hralign="center" o:hrstd="t" o:hr="t" fillcolor="#a0a0a0" stroked="f"/>
         </w:pict>
       </w:r>
     </w:p>
@@ -971,12 +1268,21 @@
       <w:r>
         <w:t xml:space="preserve">Zůstaňte u </w:t>
       </w:r>
-      <w:r>
-        <w:rPr>
-          <w:b/>
-          <w:bCs/>
-        </w:rPr>
-        <w:t>Mel Spektrogramu</w:t>
+      <w:proofErr w:type="gramStart"/>
+      <w:r>
+        <w:rPr>
+          <w:b/>
+          <w:bCs/>
+        </w:rPr>
+        <w:t>Mel</w:t>
+      </w:r>
+      <w:proofErr w:type="gramEnd"/>
+      <w:r>
+        <w:rPr>
+          <w:b/>
+          <w:bCs/>
+        </w:rPr>
+        <w:t xml:space="preserve"> Spektrogramu</w:t>
       </w:r>
       <w:r>
         <w:t xml:space="preserve">, je to pro tento úkol nejlepší nástroj. Ale můžete ho </w:t>
@@ -1050,7 +1356,23 @@
     </w:p>
     <w:p>
       <w:r>
-        <w:t>V nastavení (CONFIG) nebo v argumentech máte fmin a fmax.</w:t>
+        <w:t xml:space="preserve">V nastavení (CONFIG) nebo v argumentech máte </w:t>
+      </w:r>
+      <w:proofErr w:type="spellStart"/>
+      <w:r>
+        <w:t>fmin</w:t>
+      </w:r>
+      <w:proofErr w:type="spellEnd"/>
+      <w:r>
+        <w:t xml:space="preserve"> a </w:t>
+      </w:r>
+      <w:proofErr w:type="spellStart"/>
+      <w:r>
+        <w:t>fmax</w:t>
+      </w:r>
+      <w:proofErr w:type="spellEnd"/>
+      <w:r>
+        <w:t>.</w:t>
       </w:r>
     </w:p>
     <w:p>
@@ -1065,15 +1387,40 @@
           <w:numId w:val="10"/>
         </w:numPr>
       </w:pPr>
-      <w:r>
-        <w:rPr>
-          <w:b/>
-          <w:bCs/>
-        </w:rPr>
-        <w:t>fmin = 100</w:t>
-      </w:r>
-      <w:r>
-        <w:t xml:space="preserve"> (nebo 200). Tím odříznete dunění, bouchání do stolu, vítr a brum ze sítě (50Hz), což by jinak vytvářelo falešné peako.</w:t>
+      <w:proofErr w:type="spellStart"/>
+      <w:r>
+        <w:rPr>
+          <w:b/>
+          <w:bCs/>
+        </w:rPr>
+        <w:t>fmin</w:t>
+      </w:r>
+      <w:proofErr w:type="spellEnd"/>
+      <w:r>
+        <w:rPr>
+          <w:b/>
+          <w:bCs/>
+        </w:rPr>
+        <w:t xml:space="preserve"> = 100</w:t>
+      </w:r>
+      <w:r>
+        <w:t xml:space="preserve"> (nebo 200). Tím odříznete dunění, bouchání do stolu, vítr a brum ze sítě (</w:t>
+      </w:r>
+      <w:proofErr w:type="gramStart"/>
+      <w:r>
+        <w:t>50Hz</w:t>
+      </w:r>
+      <w:proofErr w:type="gramEnd"/>
+      <w:r>
+        <w:t xml:space="preserve">), což by jinak vytvářelo falešné </w:t>
+      </w:r>
+      <w:proofErr w:type="spellStart"/>
+      <w:r>
+        <w:t>peako</w:t>
+      </w:r>
+      <w:proofErr w:type="spellEnd"/>
+      <w:r>
+        <w:t>.</w:t>
       </w:r>
     </w:p>
     <w:p>
@@ -1083,20 +1430,61 @@
           <w:numId w:val="10"/>
         </w:numPr>
       </w:pPr>
-      <w:r>
-        <w:rPr>
-          <w:b/>
-          <w:bCs/>
-        </w:rPr>
-        <w:t>fmax = 8000</w:t>
-      </w:r>
-      <w:r>
-        <w:t>. Cokoliv nad 8kHz je u hlasu jen "vzduch" a šum. Pokud tam budete mít fmax=22050 (polovina sample rate), tak horní 2/3 vašeho obrázku budou zbytečné a budou vám ředit hashe.</w:t>
-      </w:r>
-    </w:p>
-    <w:p>
-      <w:r>
-        <w:t xml:space="preserve">Tím, že omezíte rozsah na 100 - 8000 Hz a necháte n_mels=128, získáte </w:t>
+      <w:proofErr w:type="spellStart"/>
+      <w:r>
+        <w:rPr>
+          <w:b/>
+          <w:bCs/>
+        </w:rPr>
+        <w:t>fmax</w:t>
+      </w:r>
+      <w:proofErr w:type="spellEnd"/>
+      <w:r>
+        <w:rPr>
+          <w:b/>
+          <w:bCs/>
+        </w:rPr>
+        <w:t xml:space="preserve"> = 8000</w:t>
+      </w:r>
+      <w:r>
+        <w:t xml:space="preserve">. Cokoliv nad 8kHz je u hlasu jen "vzduch" a šum. Pokud tam budete mít </w:t>
+      </w:r>
+      <w:proofErr w:type="spellStart"/>
+      <w:r>
+        <w:t>fmax</w:t>
+      </w:r>
+      <w:proofErr w:type="spellEnd"/>
+      <w:r>
+        <w:t xml:space="preserve">=22050 (polovina sample </w:t>
+      </w:r>
+      <w:proofErr w:type="spellStart"/>
+      <w:r>
+        <w:t>rate</w:t>
+      </w:r>
+      <w:proofErr w:type="spellEnd"/>
+      <w:r>
+        <w:t xml:space="preserve">), tak horní 2/3 vašeho obrázku budou zbytečné a budou vám ředit </w:t>
+      </w:r>
+      <w:proofErr w:type="spellStart"/>
+      <w:r>
+        <w:t>hashe</w:t>
+      </w:r>
+      <w:proofErr w:type="spellEnd"/>
+      <w:r>
+        <w:t>.</w:t>
+      </w:r>
+    </w:p>
+    <w:p>
+      <w:r>
+        <w:t xml:space="preserve">Tím, že omezíte rozsah na 100 - 8000 Hz a necháte </w:t>
+      </w:r>
+      <w:proofErr w:type="spellStart"/>
+      <w:r>
+        <w:t>n_mels</w:t>
+      </w:r>
+      <w:proofErr w:type="spellEnd"/>
+      <w:r>
+        <w:t xml:space="preserve">=128, získáte </w:t>
       </w:r>
       <w:r>
         <w:rPr>
@@ -1110,6 +1498,512 @@
       </w:r>
     </w:p>
     <w:p/>
+    <w:tbl>
+      <w:tblPr>
+        <w:tblW w:w="0" w:type="auto"/>
+        <w:tblCellSpacing w:w="15" w:type="dxa"/>
+        <w:tblCellMar>
+          <w:top w:w="15" w:type="dxa"/>
+          <w:left w:w="15" w:type="dxa"/>
+          <w:bottom w:w="15" w:type="dxa"/>
+          <w:right w:w="15" w:type="dxa"/>
+        </w:tblCellMar>
+        <w:tblLook w:val="04A0" w:firstRow="1" w:lastRow="0" w:firstColumn="1" w:lastColumn="0" w:noHBand="0" w:noVBand="1"/>
+      </w:tblPr>
+      <w:tblGrid>
+        <w:gridCol w:w="1045"/>
+        <w:gridCol w:w="6954"/>
+        <w:gridCol w:w="1057"/>
+      </w:tblGrid>
+      <w:tr>
+        <w:trPr>
+          <w:tblHeader/>
+          <w:tblCellSpacing w:w="15" w:type="dxa"/>
+        </w:trPr>
+        <w:tc>
+          <w:tcPr>
+            <w:tcW w:w="0" w:type="auto"/>
+            <w:tcBorders>
+              <w:top w:val="single" w:sz="6" w:space="0" w:color="auto"/>
+              <w:left w:val="single" w:sz="6" w:space="0" w:color="auto"/>
+              <w:bottom w:val="single" w:sz="6" w:space="0" w:color="auto"/>
+              <w:right w:val="single" w:sz="6" w:space="0" w:color="auto"/>
+            </w:tcBorders>
+            <w:vAlign w:val="center"/>
+            <w:hideMark/>
+          </w:tcPr>
+          <w:p>
+            <w:r>
+              <w:rPr>
+                <w:b/>
+                <w:bCs/>
+              </w:rPr>
+              <w:t>Rozsah skóre</w:t>
+            </w:r>
+          </w:p>
+        </w:tc>
+        <w:tc>
+          <w:tcPr>
+            <w:tcW w:w="0" w:type="auto"/>
+            <w:tcBorders>
+              <w:top w:val="single" w:sz="6" w:space="0" w:color="auto"/>
+              <w:left w:val="single" w:sz="6" w:space="0" w:color="auto"/>
+              <w:bottom w:val="single" w:sz="6" w:space="0" w:color="auto"/>
+              <w:right w:val="single" w:sz="6" w:space="0" w:color="auto"/>
+            </w:tcBorders>
+            <w:vAlign w:val="center"/>
+            <w:hideMark/>
+          </w:tcPr>
+          <w:p>
+            <w:r>
+              <w:rPr>
+                <w:b/>
+                <w:bCs/>
+              </w:rPr>
+              <w:t>Co to znamená?</w:t>
+            </w:r>
+          </w:p>
+        </w:tc>
+        <w:tc>
+          <w:tcPr>
+            <w:tcW w:w="0" w:type="auto"/>
+            <w:tcBorders>
+              <w:top w:val="single" w:sz="6" w:space="0" w:color="auto"/>
+              <w:left w:val="single" w:sz="6" w:space="0" w:color="auto"/>
+              <w:bottom w:val="single" w:sz="6" w:space="0" w:color="auto"/>
+              <w:right w:val="single" w:sz="6" w:space="0" w:color="auto"/>
+            </w:tcBorders>
+            <w:vAlign w:val="center"/>
+            <w:hideMark/>
+          </w:tcPr>
+          <w:p>
+            <w:r>
+              <w:rPr>
+                <w:b/>
+                <w:bCs/>
+              </w:rPr>
+              <w:t>Verdikt</w:t>
+            </w:r>
+          </w:p>
+        </w:tc>
+      </w:tr>
+      <w:tr>
+        <w:trPr>
+          <w:tblCellSpacing w:w="15" w:type="dxa"/>
+        </w:trPr>
+        <w:tc>
+          <w:tcPr>
+            <w:tcW w:w="0" w:type="auto"/>
+            <w:tcBorders>
+              <w:top w:val="single" w:sz="6" w:space="0" w:color="auto"/>
+              <w:left w:val="single" w:sz="6" w:space="0" w:color="auto"/>
+              <w:bottom w:val="single" w:sz="6" w:space="0" w:color="auto"/>
+              <w:right w:val="single" w:sz="6" w:space="0" w:color="auto"/>
+            </w:tcBorders>
+            <w:vAlign w:val="center"/>
+            <w:hideMark/>
+          </w:tcPr>
+          <w:p>
+            <w:r>
+              <w:rPr>
+                <w:b/>
+                <w:bCs/>
+              </w:rPr>
+              <w:t>0.00 – 0.15</w:t>
+            </w:r>
+          </w:p>
+        </w:tc>
+        <w:tc>
+          <w:tcPr>
+            <w:tcW w:w="0" w:type="auto"/>
+            <w:tcBorders>
+              <w:top w:val="single" w:sz="6" w:space="0" w:color="auto"/>
+              <w:left w:val="single" w:sz="6" w:space="0" w:color="auto"/>
+              <w:bottom w:val="single" w:sz="6" w:space="0" w:color="auto"/>
+              <w:right w:val="single" w:sz="6" w:space="0" w:color="auto"/>
+            </w:tcBorders>
+            <w:vAlign w:val="center"/>
+            <w:hideMark/>
+          </w:tcPr>
+          <w:p>
+            <w:r>
+              <w:rPr>
+                <w:b/>
+                <w:bCs/>
+              </w:rPr>
+              <w:t>Extrémní shoda.</w:t>
+            </w:r>
+            <w:r>
+              <w:t xml:space="preserve"> Zřejmě jde o stejný digitální soubor nebo naprosto dokonalou nahrávku bez šumu.</w:t>
+            </w:r>
+          </w:p>
+        </w:tc>
+        <w:tc>
+          <w:tcPr>
+            <w:tcW w:w="0" w:type="auto"/>
+            <w:tcBorders>
+              <w:top w:val="single" w:sz="6" w:space="0" w:color="auto"/>
+              <w:left w:val="single" w:sz="6" w:space="0" w:color="auto"/>
+              <w:bottom w:val="single" w:sz="6" w:space="0" w:color="auto"/>
+              <w:right w:val="single" w:sz="6" w:space="0" w:color="auto"/>
+            </w:tcBorders>
+            <w:vAlign w:val="center"/>
+            <w:hideMark/>
+          </w:tcPr>
+          <w:p>
+            <w:r>
+              <w:rPr>
+                <w:rFonts w:ascii="Segoe UI Emoji" w:hAnsi="Segoe UI Emoji" w:cs="Segoe UI Emoji"/>
+              </w:rPr>
+              <w:t>🟢</w:t>
+            </w:r>
+            <w:r>
+              <w:t xml:space="preserve"> </w:t>
+            </w:r>
+            <w:r>
+              <w:rPr>
+                <w:b/>
+                <w:bCs/>
+              </w:rPr>
+              <w:t>JISTOTA</w:t>
+            </w:r>
+          </w:p>
+        </w:tc>
+      </w:tr>
+      <w:tr>
+        <w:trPr>
+          <w:tblCellSpacing w:w="15" w:type="dxa"/>
+        </w:trPr>
+        <w:tc>
+          <w:tcPr>
+            <w:tcW w:w="0" w:type="auto"/>
+            <w:tcBorders>
+              <w:top w:val="single" w:sz="6" w:space="0" w:color="auto"/>
+              <w:left w:val="single" w:sz="6" w:space="0" w:color="auto"/>
+              <w:bottom w:val="single" w:sz="6" w:space="0" w:color="auto"/>
+              <w:right w:val="single" w:sz="6" w:space="0" w:color="auto"/>
+            </w:tcBorders>
+            <w:vAlign w:val="center"/>
+            <w:hideMark/>
+          </w:tcPr>
+          <w:p>
+            <w:r>
+              <w:rPr>
+                <w:b/>
+                <w:bCs/>
+              </w:rPr>
+              <w:t>0.15 – 0.30</w:t>
+            </w:r>
+          </w:p>
+        </w:tc>
+        <w:tc>
+          <w:tcPr>
+            <w:tcW w:w="0" w:type="auto"/>
+            <w:tcBorders>
+              <w:top w:val="single" w:sz="6" w:space="0" w:color="auto"/>
+              <w:left w:val="single" w:sz="6" w:space="0" w:color="auto"/>
+              <w:bottom w:val="single" w:sz="6" w:space="0" w:color="auto"/>
+              <w:right w:val="single" w:sz="6" w:space="0" w:color="auto"/>
+            </w:tcBorders>
+            <w:vAlign w:val="center"/>
+            <w:hideMark/>
+          </w:tcPr>
+          <w:p>
+            <w:r>
+              <w:rPr>
+                <w:b/>
+                <w:bCs/>
+              </w:rPr>
+              <w:t>Velmi dobrá shoda.</w:t>
+            </w:r>
+            <w:r>
+              <w:t xml:space="preserve"> Stejná slova, stejná melodie, ale jiný mikrofon nebo rychlost. Toto je "cílová zóna" pro tvůj úkol.</w:t>
+            </w:r>
+          </w:p>
+        </w:tc>
+        <w:tc>
+          <w:tcPr>
+            <w:tcW w:w="0" w:type="auto"/>
+            <w:tcBorders>
+              <w:top w:val="single" w:sz="6" w:space="0" w:color="auto"/>
+              <w:left w:val="single" w:sz="6" w:space="0" w:color="auto"/>
+              <w:bottom w:val="single" w:sz="6" w:space="0" w:color="auto"/>
+              <w:right w:val="single" w:sz="6" w:space="0" w:color="auto"/>
+            </w:tcBorders>
+            <w:vAlign w:val="center"/>
+            <w:hideMark/>
+          </w:tcPr>
+          <w:p>
+            <w:r>
+              <w:rPr>
+                <w:rFonts w:ascii="Segoe UI Emoji" w:hAnsi="Segoe UI Emoji" w:cs="Segoe UI Emoji"/>
+              </w:rPr>
+              <w:t>🟢</w:t>
+            </w:r>
+            <w:r>
+              <w:t xml:space="preserve"> </w:t>
+            </w:r>
+            <w:r>
+              <w:rPr>
+                <w:b/>
+                <w:bCs/>
+              </w:rPr>
+              <w:t>SHODA</w:t>
+            </w:r>
+          </w:p>
+        </w:tc>
+      </w:tr>
+      <w:tr>
+        <w:trPr>
+          <w:tblCellSpacing w:w="15" w:type="dxa"/>
+        </w:trPr>
+        <w:tc>
+          <w:tcPr>
+            <w:tcW w:w="0" w:type="auto"/>
+            <w:tcBorders>
+              <w:top w:val="single" w:sz="6" w:space="0" w:color="auto"/>
+              <w:left w:val="single" w:sz="6" w:space="0" w:color="auto"/>
+              <w:bottom w:val="single" w:sz="6" w:space="0" w:color="auto"/>
+              <w:right w:val="single" w:sz="6" w:space="0" w:color="auto"/>
+            </w:tcBorders>
+            <w:vAlign w:val="center"/>
+            <w:hideMark/>
+          </w:tcPr>
+          <w:p>
+            <w:r>
+              <w:rPr>
+                <w:b/>
+                <w:bCs/>
+              </w:rPr>
+              <w:lastRenderedPageBreak/>
+              <w:t>0.30 – 0.45</w:t>
+            </w:r>
+          </w:p>
+        </w:tc>
+        <w:tc>
+          <w:tcPr>
+            <w:tcW w:w="0" w:type="auto"/>
+            <w:tcBorders>
+              <w:top w:val="single" w:sz="6" w:space="0" w:color="auto"/>
+              <w:left w:val="single" w:sz="6" w:space="0" w:color="auto"/>
+              <w:bottom w:val="single" w:sz="6" w:space="0" w:color="auto"/>
+              <w:right w:val="single" w:sz="6" w:space="0" w:color="auto"/>
+            </w:tcBorders>
+            <w:vAlign w:val="center"/>
+            <w:hideMark/>
+          </w:tcPr>
+          <w:p>
+            <w:r>
+              <w:rPr>
+                <w:b/>
+                <w:bCs/>
+              </w:rPr>
+              <w:t>Možná shoda.</w:t>
+            </w:r>
+            <w:r>
+              <w:t xml:space="preserve"> Algoritmus "něco" našel, rytmus sedí, ale barva hlasu nebo slova jsou dost odlišná. Může to být i falešný poplach.</w:t>
+            </w:r>
+          </w:p>
+        </w:tc>
+        <w:tc>
+          <w:tcPr>
+            <w:tcW w:w="0" w:type="auto"/>
+            <w:tcBorders>
+              <w:top w:val="single" w:sz="6" w:space="0" w:color="auto"/>
+              <w:left w:val="single" w:sz="6" w:space="0" w:color="auto"/>
+              <w:bottom w:val="single" w:sz="6" w:space="0" w:color="auto"/>
+              <w:right w:val="single" w:sz="6" w:space="0" w:color="auto"/>
+            </w:tcBorders>
+            <w:vAlign w:val="center"/>
+            <w:hideMark/>
+          </w:tcPr>
+          <w:p>
+            <w:r>
+              <w:rPr>
+                <w:rFonts w:ascii="Segoe UI Emoji" w:hAnsi="Segoe UI Emoji" w:cs="Segoe UI Emoji"/>
+              </w:rPr>
+              <w:t>🟡</w:t>
+            </w:r>
+            <w:r>
+              <w:t xml:space="preserve"> </w:t>
+            </w:r>
+            <w:r>
+              <w:rPr>
+                <w:b/>
+                <w:bCs/>
+              </w:rPr>
+              <w:t>NEJISTÉ</w:t>
+            </w:r>
+          </w:p>
+        </w:tc>
+      </w:tr>
+      <w:tr>
+        <w:trPr>
+          <w:tblCellSpacing w:w="15" w:type="dxa"/>
+        </w:trPr>
+        <w:tc>
+          <w:tcPr>
+            <w:tcW w:w="0" w:type="auto"/>
+            <w:tcBorders>
+              <w:top w:val="single" w:sz="6" w:space="0" w:color="auto"/>
+              <w:left w:val="single" w:sz="6" w:space="0" w:color="auto"/>
+              <w:bottom w:val="single" w:sz="6" w:space="0" w:color="auto"/>
+              <w:right w:val="single" w:sz="6" w:space="0" w:color="auto"/>
+            </w:tcBorders>
+            <w:vAlign w:val="center"/>
+            <w:hideMark/>
+          </w:tcPr>
+          <w:p>
+            <w:r>
+              <w:rPr>
+                <w:b/>
+                <w:bCs/>
+              </w:rPr>
+              <w:t>0.45 – 0.60</w:t>
+            </w:r>
+          </w:p>
+        </w:tc>
+        <w:tc>
+          <w:tcPr>
+            <w:tcW w:w="0" w:type="auto"/>
+            <w:tcBorders>
+              <w:top w:val="single" w:sz="6" w:space="0" w:color="auto"/>
+              <w:left w:val="single" w:sz="6" w:space="0" w:color="auto"/>
+              <w:bottom w:val="single" w:sz="6" w:space="0" w:color="auto"/>
+              <w:right w:val="single" w:sz="6" w:space="0" w:color="auto"/>
+            </w:tcBorders>
+            <w:vAlign w:val="center"/>
+            <w:hideMark/>
+          </w:tcPr>
+          <w:p>
+            <w:r>
+              <w:rPr>
+                <w:b/>
+                <w:bCs/>
+              </w:rPr>
+              <w:t>Slabá shoda.</w:t>
+            </w:r>
+            <w:r>
+              <w:t xml:space="preserve"> Spíše náhoda (např. ticho v obou nahrávkách nebo podobný šum).</w:t>
+            </w:r>
+          </w:p>
+        </w:tc>
+        <w:tc>
+          <w:tcPr>
+            <w:tcW w:w="0" w:type="auto"/>
+            <w:tcBorders>
+              <w:top w:val="single" w:sz="6" w:space="0" w:color="auto"/>
+              <w:left w:val="single" w:sz="6" w:space="0" w:color="auto"/>
+              <w:bottom w:val="single" w:sz="6" w:space="0" w:color="auto"/>
+              <w:right w:val="single" w:sz="6" w:space="0" w:color="auto"/>
+            </w:tcBorders>
+            <w:vAlign w:val="center"/>
+            <w:hideMark/>
+          </w:tcPr>
+          <w:p>
+            <w:r>
+              <w:rPr>
+                <w:rFonts w:ascii="Segoe UI Emoji" w:hAnsi="Segoe UI Emoji" w:cs="Segoe UI Emoji"/>
+              </w:rPr>
+              <w:t>🟠</w:t>
+            </w:r>
+            <w:r>
+              <w:t xml:space="preserve"> </w:t>
+            </w:r>
+            <w:r>
+              <w:rPr>
+                <w:b/>
+                <w:bCs/>
+              </w:rPr>
+              <w:t>SPÍŠE NE</w:t>
+            </w:r>
+          </w:p>
+        </w:tc>
+      </w:tr>
+      <w:tr>
+        <w:trPr>
+          <w:tblCellSpacing w:w="15" w:type="dxa"/>
+        </w:trPr>
+        <w:tc>
+          <w:tcPr>
+            <w:tcW w:w="0" w:type="auto"/>
+            <w:tcBorders>
+              <w:top w:val="single" w:sz="6" w:space="0" w:color="auto"/>
+              <w:left w:val="single" w:sz="6" w:space="0" w:color="auto"/>
+              <w:bottom w:val="single" w:sz="6" w:space="0" w:color="auto"/>
+              <w:right w:val="single" w:sz="6" w:space="0" w:color="auto"/>
+            </w:tcBorders>
+            <w:vAlign w:val="center"/>
+            <w:hideMark/>
+          </w:tcPr>
+          <w:p>
+            <w:r>
+              <w:rPr>
+                <w:b/>
+                <w:bCs/>
+              </w:rPr>
+              <w:t>&gt; 0.60</w:t>
+            </w:r>
+          </w:p>
+        </w:tc>
+        <w:tc>
+          <w:tcPr>
+            <w:tcW w:w="0" w:type="auto"/>
+            <w:tcBorders>
+              <w:top w:val="single" w:sz="6" w:space="0" w:color="auto"/>
+              <w:left w:val="single" w:sz="6" w:space="0" w:color="auto"/>
+              <w:bottom w:val="single" w:sz="6" w:space="0" w:color="auto"/>
+              <w:right w:val="single" w:sz="6" w:space="0" w:color="auto"/>
+            </w:tcBorders>
+            <w:vAlign w:val="center"/>
+            <w:hideMark/>
+          </w:tcPr>
+          <w:p>
+            <w:r>
+              <w:rPr>
+                <w:b/>
+                <w:bCs/>
+              </w:rPr>
+              <w:t>Žádná shoda.</w:t>
+            </w:r>
+            <w:r>
+              <w:t xml:space="preserve"> Zvuky spolu nemají nic společného.</w:t>
+            </w:r>
+          </w:p>
+        </w:tc>
+        <w:tc>
+          <w:tcPr>
+            <w:tcW w:w="0" w:type="auto"/>
+            <w:tcBorders>
+              <w:top w:val="single" w:sz="6" w:space="0" w:color="auto"/>
+              <w:left w:val="single" w:sz="6" w:space="0" w:color="auto"/>
+              <w:bottom w:val="single" w:sz="6" w:space="0" w:color="auto"/>
+              <w:right w:val="single" w:sz="6" w:space="0" w:color="auto"/>
+            </w:tcBorders>
+            <w:vAlign w:val="center"/>
+            <w:hideMark/>
+          </w:tcPr>
+          <w:p>
+            <w:r>
+              <w:rPr>
+                <w:rFonts w:ascii="Segoe UI Emoji" w:hAnsi="Segoe UI Emoji" w:cs="Segoe UI Emoji"/>
+              </w:rPr>
+              <w:t>🔴</w:t>
+            </w:r>
+            <w:r>
+              <w:t xml:space="preserve"> </w:t>
+            </w:r>
+            <w:r>
+              <w:rPr>
+                <w:b/>
+                <w:bCs/>
+              </w:rPr>
+              <w:t>ODPAD</w:t>
+            </w:r>
+          </w:p>
+        </w:tc>
+      </w:tr>
+    </w:tbl>
     <w:p/>
     <w:sectPr>
       <w:pgSz w:w="11906" w:h="16838"/>
